--- a/example.docx
+++ b/example.docx
@@ -176,6 +176,11 @@
       </w:pPr>
       <w:r>
         <w:t>Like this paragraph.</w:t>
+      </w:r>
+    </w:p>
+    <w:p>
+      <w:r>
+        <w:br w:type="page"/>
       </w:r>
     </w:p>
     <w:p>
